--- a/ТРРСПО/ПР-1 ТРРСПО.docx
+++ b/ТРРСПО/ПР-1 ТРРСПО.docx
@@ -3801,6 +3801,90 @@
       <w:pPr>
         <w:pStyle w:val="ac"/>
       </w:pPr>
+      <w:r>
+        <w:t xml:space="preserve">В конечном счёте был создан релиз на платформе </w:t>
+      </w:r>
+      <w:r>
+        <w:rPr>
+          <w:lang w:val="en-US"/>
+        </w:rPr>
+        <w:t>GitHub</w:t>
+      </w:r>
+      <w:r>
+        <w:t xml:space="preserve">, содержащий в себе собранный ранее </w:t>
+      </w:r>
+      <w:r>
+        <w:rPr>
+          <w:lang w:val="en-US"/>
+        </w:rPr>
+        <w:t>deb</w:t>
+      </w:r>
+      <w:r>
+        <w:t>-</w:t>
+      </w:r>
+      <w:r>
+        <w:t>пакет, что представлено на рисунке 10.</w:t>
+      </w:r>
+    </w:p>
+    <w:p>
+      <w:pPr>
+        <w:pStyle w:val="ac"/>
+        <w:ind w:firstLine="0"/>
+        <w:jc w:val="center"/>
+      </w:pPr>
+      <w:r>
+        <w:drawing>
+          <wp:inline distT="0" distB="0" distL="0" distR="0" wp14:anchorId="5D627298" wp14:editId="442B0A87">
+            <wp:extent cx="5657850" cy="2515944"/>
+            <wp:effectExtent l="0" t="0" r="0" b="0"/>
+            <wp:docPr id="343946473" name="Рисунок 1"/>
+            <wp:cNvGraphicFramePr>
+              <a:graphicFrameLocks xmlns:a="http://schemas.openxmlformats.org/drawingml/2006/main" noChangeAspect="1"/>
+            </wp:cNvGraphicFramePr>
+            <a:graphic xmlns:a="http://schemas.openxmlformats.org/drawingml/2006/main">
+              <a:graphicData uri="http://schemas.openxmlformats.org/drawingml/2006/picture">
+                <pic:pic xmlns:pic="http://schemas.openxmlformats.org/drawingml/2006/picture">
+                  <pic:nvPicPr>
+                    <pic:cNvPr id="343946473" name=""/>
+                    <pic:cNvPicPr/>
+                  </pic:nvPicPr>
+                  <pic:blipFill>
+                    <a:blip r:embed="rId17"/>
+                    <a:stretch>
+                      <a:fillRect/>
+                    </a:stretch>
+                  </pic:blipFill>
+                  <pic:spPr>
+                    <a:xfrm>
+                      <a:off x="0" y="0"/>
+                      <a:ext cx="5662305" cy="2517925"/>
+                    </a:xfrm>
+                    <a:prstGeom prst="rect">
+                      <a:avLst/>
+                    </a:prstGeom>
+                  </pic:spPr>
+                </pic:pic>
+              </a:graphicData>
+            </a:graphic>
+          </wp:inline>
+        </w:drawing>
+      </w:r>
+    </w:p>
+    <w:p>
+      <w:pPr>
+        <w:pStyle w:val="ac"/>
+        <w:ind w:firstLine="0"/>
+        <w:jc w:val="center"/>
+      </w:pPr>
+      <w:r>
+        <w:t xml:space="preserve">Рисунок 10 – Релиз на </w:t>
+      </w:r>
+      <w:r>
+        <w:rPr>
+          <w:lang w:val="en-US"/>
+        </w:rPr>
+        <w:t>GitHub</w:t>
+      </w:r>
     </w:p>
     <w:p>
       <w:pPr>
@@ -9324,8 +9408,8 @@
       </w:r>
     </w:p>
     <w:sectPr>
-      <w:footerReference w:type="default" r:id="rId17"/>
-      <w:footerReference w:type="first" r:id="rId18"/>
+      <w:footerReference w:type="default" r:id="rId18"/>
+      <w:footerReference w:type="first" r:id="rId19"/>
       <w:pgSz w:w="11906" w:h="16838"/>
       <w:pgMar w:top="1134" w:right="850" w:bottom="1134" w:left="1701" w:header="708" w:footer="708" w:gutter="0"/>
       <w:cols w:space="708"/>
